--- a/lessons/9-3/downloads/9-3-notes-teacher-l1.docx
+++ b/lessons/9-3/downloads/9-3-notes-teacher-l1.docx
@@ -1373,47 +1373,6 @@
         <w:t xml:space="preserve">Write About the Math</w:t>
       </w:r>
     </w:p>
-    <w:p>
-      <w:pPr>
-        <w:spacing w:after="100"/>
-      </w:pPr>
-      <w:r>
-        <w:rPr>
-          <w:i/>
-          <w:iCs/>
-          <w:color w:val="5F6F80"/>
-          <w:sz w:val="19"/>
-          <w:szCs w:val="19"/>
-        </w:rPr>
-        <w:t xml:space="preserve">Use the support level you need. Every level answers the same math question.</w:t>
-      </w:r>
-    </w:p>
-    <w:p>
-      <w:pPr>
-        <w:pStyle w:val="Heading2"/>
-        <w:spacing w:after="80" w:before="180"/>
-      </w:pPr>
-      <w:r>
-        <w:rPr>
-          <w:b/>
-          <w:bCs/>
-          <w:color w:val="12355B"/>
-          <w:sz w:val="24"/>
-          <w:szCs w:val="24"/>
-        </w:rPr>
-        <w:t xml:space="preserve">1. Understand the Question</w:t>
-      </w:r>
-      <w:r>
-        <w:rPr>
-          <w:i/>
-          <w:iCs/>
-          <w:color w:val="B97A12"/>
-          <w:sz w:val="19"/>
-          <w:szCs w:val="19"/>
-        </w:rPr>
-        <w:t xml:space="preserve">   explain</w:t>
-      </w:r>
-    </w:p>
     <w:tbl>
       <w:tblPr>
         <w:tblW w:type="pct" w:w="100%"/>
@@ -1452,344 +1411,6 @@
               </w:rPr>
               <w:t xml:space="preserve">Would you recommend that Diamond purchase or stream songs from the online music service?</w:t>
             </w:r>
-          </w:p>
-          <w:p>
-            <w:pPr>
-              <w:spacing w:after="0"/>
-            </w:pPr>
-            <w:r>
-              <w:rPr>
-                <w:b/>
-                <w:bCs/>
-                <w:color w:val="12355B"/>
-                <w:sz w:val="20"/>
-                <w:szCs w:val="20"/>
-              </w:rPr>
-              <w:t xml:space="preserve">Your job:  </w:t>
-            </w:r>
-            <w:r>
-              <w:rPr>
-                <w:sz w:val="20"/>
-                <w:szCs w:val="20"/>
-              </w:rPr>
-              <w:t xml:space="preserve">Answer the question. Use math evidence. Explain how the evidence proves your answer.</w:t>
-            </w:r>
-            <w:r>
-              <w:rPr>
-                <w:i/>
-                <w:iCs/>
-                <w:color w:val="5F6F80"/>
-                <w:sz w:val="18"/>
-                <w:szCs w:val="18"/>
-              </w:rPr>
-              <w:br/>
-              <w:t xml:space="preserve">Responde la pregunta. Usa evidencia matemática. Explica cómo la evidencia demuestra tu respuesta.</w:t>
-            </w:r>
-          </w:p>
-        </w:tc>
-      </w:tr>
-    </w:tbl>
-    <w:p>
-      <w:pPr>
-        <w:pStyle w:val="Heading2"/>
-        <w:spacing w:after="80" w:before="180"/>
-      </w:pPr>
-      <w:r>
-        <w:rPr>
-          <w:b/>
-          <w:bCs/>
-          <w:color w:val="12355B"/>
-          <w:sz w:val="24"/>
-          <w:szCs w:val="24"/>
-        </w:rPr>
-        <w:t xml:space="preserve">2. Plan Your Math Words</w:t>
-      </w:r>
-      <w:r>
-        <w:rPr>
-          <w:i/>
-          <w:iCs/>
-          <w:color w:val="1FA6A2"/>
-          <w:sz w:val="19"/>
-          <w:szCs w:val="19"/>
-        </w:rPr>
-        <w:t xml:space="preserve">   check at least two</w:t>
-      </w:r>
-    </w:p>
-    <w:p>
-      <w:pPr>
-        <w:spacing w:after="60"/>
-      </w:pPr>
-      <w:r>
-        <w:rPr>
-          <w:b/>
-          <w:bCs/>
-          <w:color w:val="1FA6A2"/>
-          <w:sz w:val="22"/>
-          <w:szCs w:val="22"/>
-        </w:rPr>
-        <w:t xml:space="preserve">☐  </w:t>
-      </w:r>
-      <w:r>
-        <w:rPr>
-          <w:b/>
-          <w:bCs/>
-          <w:color w:val="12355B"/>
-          <w:sz w:val="20"/>
-          <w:szCs w:val="20"/>
-        </w:rPr>
-        <w:t xml:space="preserve">equation — </w:t>
-      </w:r>
-      <w:r>
-        <w:rPr>
-          <w:sz w:val="20"/>
-          <w:szCs w:val="20"/>
-        </w:rPr>
-        <w:t xml:space="preserve">A mathematical sentence with an equals sign that shows two amounts are the same.</w:t>
-      </w:r>
-      <w:r>
-        <w:rPr>
-          <w:i/>
-          <w:iCs/>
-          <w:color w:val="5F6F80"/>
-          <w:sz w:val="18"/>
-          <w:szCs w:val="18"/>
-        </w:rPr>
-        <w:br/>
-        <w:t xml:space="preserve">ecuación — Una oración matemática con un signo igual que muestra que dos cantidades son iguales.</w:t>
-      </w:r>
-    </w:p>
-    <w:p>
-      <w:pPr>
-        <w:spacing w:after="60"/>
-      </w:pPr>
-      <w:r>
-        <w:rPr>
-          <w:b/>
-          <w:bCs/>
-          <w:color w:val="1FA6A2"/>
-          <w:sz w:val="22"/>
-          <w:szCs w:val="22"/>
-        </w:rPr>
-        <w:t xml:space="preserve">☐  </w:t>
-      </w:r>
-      <w:r>
-        <w:rPr>
-          <w:b/>
-          <w:bCs/>
-          <w:color w:val="12355B"/>
-          <w:sz w:val="20"/>
-          <w:szCs w:val="20"/>
-        </w:rPr>
-        <w:t xml:space="preserve">variable — </w:t>
-      </w:r>
-      <w:r>
-        <w:rPr>
-          <w:sz w:val="20"/>
-          <w:szCs w:val="20"/>
-        </w:rPr>
-        <w:t xml:space="preserve">A letter that represents a quantity that can change, or vary.</w:t>
-      </w:r>
-      <w:r>
-        <w:rPr>
-          <w:i/>
-          <w:iCs/>
-          <w:color w:val="5F6F80"/>
-          <w:sz w:val="18"/>
-          <w:szCs w:val="18"/>
-        </w:rPr>
-        <w:br/>
-        <w:t xml:space="preserve">variable — Una letra que representa una cantidad que puede cambiar o variar.</w:t>
-      </w:r>
-    </w:p>
-    <w:p>
-      <w:pPr>
-        <w:spacing w:after="60"/>
-      </w:pPr>
-      <w:r>
-        <w:rPr>
-          <w:b/>
-          <w:bCs/>
-          <w:color w:val="1FA6A2"/>
-          <w:sz w:val="22"/>
-          <w:szCs w:val="22"/>
-        </w:rPr>
-        <w:t xml:space="preserve">☐  </w:t>
-      </w:r>
-      <w:r>
-        <w:rPr>
-          <w:b/>
-          <w:bCs/>
-          <w:color w:val="12355B"/>
-          <w:sz w:val="20"/>
-          <w:szCs w:val="20"/>
-        </w:rPr>
-        <w:t xml:space="preserve">rate — </w:t>
-      </w:r>
-      <w:r>
-        <w:rPr>
-          <w:sz w:val="20"/>
-          <w:szCs w:val="20"/>
-        </w:rPr>
-        <w:t xml:space="preserve">A fixed amount of one quantity for every one unit of the other quantity.</w:t>
-      </w:r>
-      <w:r>
-        <w:rPr>
-          <w:i/>
-          <w:iCs/>
-          <w:color w:val="5F6F80"/>
-          <w:sz w:val="18"/>
-          <w:szCs w:val="18"/>
-        </w:rPr>
-        <w:br/>
-        <w:t xml:space="preserve">tasa — Una cantidad fija de una cantidad por cada unidad de la otra cantidad.</w:t>
-      </w:r>
-    </w:p>
-    <w:p>
-      <w:pPr>
-        <w:spacing w:after="60"/>
-      </w:pPr>
-      <w:r>
-        <w:rPr>
-          <w:b/>
-          <w:bCs/>
-          <w:color w:val="1FA6A2"/>
-          <w:sz w:val="22"/>
-          <w:szCs w:val="22"/>
-        </w:rPr>
-        <w:t xml:space="preserve">☐  </w:t>
-      </w:r>
-      <w:r>
-        <w:rPr>
-          <w:b/>
-          <w:bCs/>
-          <w:color w:val="12355B"/>
-          <w:sz w:val="20"/>
-          <w:szCs w:val="20"/>
-        </w:rPr>
-        <w:t xml:space="preserve">represent — </w:t>
-      </w:r>
-      <w:r>
-        <w:rPr>
-          <w:sz w:val="20"/>
-          <w:szCs w:val="20"/>
-        </w:rPr>
-        <w:t xml:space="preserve">To show a relationship using a tool such as a table, a graph, or an equation.</w:t>
-      </w:r>
-      <w:r>
-        <w:rPr>
-          <w:i/>
-          <w:iCs/>
-          <w:color w:val="5F6F80"/>
-          <w:sz w:val="18"/>
-          <w:szCs w:val="18"/>
-        </w:rPr>
-        <w:br/>
-        <w:t xml:space="preserve">representar — Mostrar una relación usando una herramienta como una tabla, una gráfica o una ecuación.</w:t>
-      </w:r>
-    </w:p>
-    <w:p>
-      <w:pPr>
-        <w:spacing w:after="60"/>
-      </w:pPr>
-      <w:r>
-        <w:rPr>
-          <w:b/>
-          <w:bCs/>
-          <w:color w:val="1FA6A2"/>
-          <w:sz w:val="22"/>
-          <w:szCs w:val="22"/>
-        </w:rPr>
-        <w:t xml:space="preserve">☐  </w:t>
-      </w:r>
-      <w:r>
-        <w:rPr>
-          <w:b/>
-          <w:bCs/>
-          <w:color w:val="12355B"/>
-          <w:sz w:val="20"/>
-          <w:szCs w:val="20"/>
-        </w:rPr>
-        <w:t xml:space="preserve">define the variables — </w:t>
-      </w:r>
-      <w:r>
-        <w:rPr>
-          <w:sz w:val="20"/>
-          <w:szCs w:val="20"/>
-        </w:rPr>
-        <w:t xml:space="preserve">To state exactly what quantity each letter in an equation stands for.</w:t>
-      </w:r>
-      <w:r>
-        <w:rPr>
-          <w:i/>
-          <w:iCs/>
-          <w:color w:val="5F6F80"/>
-          <w:sz w:val="18"/>
-          <w:szCs w:val="18"/>
-        </w:rPr>
-        <w:br/>
-        <w:t xml:space="preserve">definir las variables — Decir exactamente qué cantidad representa cada letra de una ecuación.</w:t>
-      </w:r>
-    </w:p>
-    <w:tbl>
-      <w:tblPr>
-        <w:tblW w:type="pct" w:w="100%"/>
-        <w:tblBorders>
-          <w:top w:val="single" w:color="1FA6A2" w:sz="8"/>
-          <w:left w:val="single" w:color="1FA6A2" w:sz="8"/>
-          <w:bottom w:val="single" w:color="1FA6A2" w:sz="8"/>
-          <w:right w:val="single" w:color="1FA6A2" w:sz="8"/>
-          <w:insideH w:val="single" w:color="auto" w:sz="4"/>
-          <w:insideV w:val="single" w:color="auto" w:sz="4"/>
-        </w:tblBorders>
-      </w:tblPr>
-      <w:tblGrid>
-        <w:gridCol w:w="100"/>
-      </w:tblGrid>
-      <w:tr>
-        <w:tc>
-          <w:tcPr>
-            <w:shd w:fill="F7FFFD" w:color="auto" w:val="clear"/>
-            <w:tcMar>
-              <w:top w:type="dxa" w:w="120"/>
-              <w:left w:type="dxa" w:w="180"/>
-              <w:bottom w:type="dxa" w:w="120"/>
-              <w:right w:type="dxa" w:w="180"/>
-            </w:tcMar>
-          </w:tcPr>
-          <w:p>
-            <w:pPr>
-              <w:spacing w:after="50"/>
-            </w:pPr>
-            <w:r>
-              <w:rPr>
-                <w:b/>
-                <w:bCs/>
-                <w:color w:val="1FA6A2"/>
-                <w:sz w:val="20"/>
-                <w:szCs w:val="20"/>
-              </w:rPr>
-              <w:t xml:space="preserve">Say it first:  </w:t>
-            </w:r>
-            <w:r>
-              <w:rPr>
-                <w:sz w:val="20"/>
-                <w:szCs w:val="20"/>
-              </w:rPr>
-              <w:t xml:space="preserve">Say your idea to a partner or quietly to yourself before you write.</w:t>
-            </w:r>
-          </w:p>
-          <w:p>
-            <w:pPr>
-              <w:spacing w:after="60"/>
-            </w:pPr>
-            <w:r>
-              <w:rPr>
-                <w:color w:val="1A2733"/>
-                <w:sz w:val="21"/>
-                <w:szCs w:val="21"/>
-              </w:rPr>
-              <w:t xml:space="preserve">Diamond should write an ___ for each option so she can ___ the costs. Each equation uses the ___ as the input and gives the ___ as the output.</w:t>
-            </w:r>
             <w:r>
               <w:rPr>
                 <w:i/>
@@ -1799,7 +1420,7 @@
                 <w:szCs w:val="19"/>
               </w:rPr>
               <w:br/>
-              <w:t xml:space="preserve">Di tu respuesta primero: Mi respuesta es ___ porque ___.</w:t>
+              <w:t xml:space="preserve">¿Le recomendarías a Diamond comprar canciones o escucharlas en streaming del servicio de música en línea?</w:t>
             </w:r>
           </w:p>
         </w:tc>
@@ -1807,28 +1428,192 @@
     </w:tbl>
     <w:p>
       <w:pPr>
-        <w:pStyle w:val="Heading2"/>
-        <w:spacing w:after="80" w:before="180"/>
-      </w:pPr>
-      <w:r>
-        <w:rPr>
-          <w:b/>
-          <w:bCs/>
-          <w:color w:val="12355B"/>
-          <w:sz w:val="24"/>
-          <w:szCs w:val="24"/>
-        </w:rPr>
-        <w:t xml:space="preserve">3. Build Your Explanation</w:t>
-      </w:r>
+        <w:spacing w:after="100"/>
+      </w:pPr>
       <w:r>
         <w:rPr>
           <w:i/>
           <w:iCs/>
-          <w:color w:val="B97A12"/>
+          <w:color w:val="5F6F80"/>
           <w:sz w:val="19"/>
           <w:szCs w:val="19"/>
         </w:rPr>
-        <w:t xml:space="preserve">   choose your support</w:t>
+        <w:t xml:space="preserve">Say your answer to a partner first. Then write it, using at least two of these words:</w:t>
+      </w:r>
+    </w:p>
+    <w:p>
+      <w:pPr>
+        <w:spacing w:after="40"/>
+      </w:pPr>
+      <w:r>
+        <w:rPr>
+          <w:b/>
+          <w:bCs/>
+          <w:color w:val="1FA6A2"/>
+          <w:sz w:val="22"/>
+          <w:szCs w:val="22"/>
+        </w:rPr>
+        <w:t xml:space="preserve">☐  </w:t>
+      </w:r>
+      <w:r>
+        <w:rPr>
+          <w:b/>
+          <w:bCs/>
+          <w:color w:val="12355B"/>
+          <w:sz w:val="20"/>
+          <w:szCs w:val="20"/>
+        </w:rPr>
+        <w:t xml:space="preserve">equation</w:t>
+      </w:r>
+      <w:r>
+        <w:rPr>
+          <w:i/>
+          <w:iCs/>
+          <w:color w:val="5F6F80"/>
+          <w:sz w:val="18"/>
+          <w:szCs w:val="18"/>
+        </w:rPr>
+        <w:t xml:space="preserve">  ·  ecuación</w:t>
+      </w:r>
+    </w:p>
+    <w:p>
+      <w:pPr>
+        <w:spacing w:after="40"/>
+      </w:pPr>
+      <w:r>
+        <w:rPr>
+          <w:b/>
+          <w:bCs/>
+          <w:color w:val="1FA6A2"/>
+          <w:sz w:val="22"/>
+          <w:szCs w:val="22"/>
+        </w:rPr>
+        <w:t xml:space="preserve">☐  </w:t>
+      </w:r>
+      <w:r>
+        <w:rPr>
+          <w:b/>
+          <w:bCs/>
+          <w:color w:val="12355B"/>
+          <w:sz w:val="20"/>
+          <w:szCs w:val="20"/>
+        </w:rPr>
+        <w:t xml:space="preserve">variable</w:t>
+      </w:r>
+      <w:r>
+        <w:rPr>
+          <w:i/>
+          <w:iCs/>
+          <w:color w:val="5F6F80"/>
+          <w:sz w:val="18"/>
+          <w:szCs w:val="18"/>
+        </w:rPr>
+        <w:t xml:space="preserve">  ·  variable</w:t>
+      </w:r>
+    </w:p>
+    <w:p>
+      <w:pPr>
+        <w:spacing w:after="40"/>
+      </w:pPr>
+      <w:r>
+        <w:rPr>
+          <w:b/>
+          <w:bCs/>
+          <w:color w:val="1FA6A2"/>
+          <w:sz w:val="22"/>
+          <w:szCs w:val="22"/>
+        </w:rPr>
+        <w:t xml:space="preserve">☐  </w:t>
+      </w:r>
+      <w:r>
+        <w:rPr>
+          <w:b/>
+          <w:bCs/>
+          <w:color w:val="12355B"/>
+          <w:sz w:val="20"/>
+          <w:szCs w:val="20"/>
+        </w:rPr>
+        <w:t xml:space="preserve">rate</w:t>
+      </w:r>
+      <w:r>
+        <w:rPr>
+          <w:i/>
+          <w:iCs/>
+          <w:color w:val="5F6F80"/>
+          <w:sz w:val="18"/>
+          <w:szCs w:val="18"/>
+        </w:rPr>
+        <w:t xml:space="preserve">  ·  tasa</w:t>
+      </w:r>
+    </w:p>
+    <w:p>
+      <w:pPr>
+        <w:spacing w:after="40"/>
+      </w:pPr>
+      <w:r>
+        <w:rPr>
+          <w:b/>
+          <w:bCs/>
+          <w:color w:val="1FA6A2"/>
+          <w:sz w:val="22"/>
+          <w:szCs w:val="22"/>
+        </w:rPr>
+        <w:t xml:space="preserve">☐  </w:t>
+      </w:r>
+      <w:r>
+        <w:rPr>
+          <w:b/>
+          <w:bCs/>
+          <w:color w:val="12355B"/>
+          <w:sz w:val="20"/>
+          <w:szCs w:val="20"/>
+        </w:rPr>
+        <w:t xml:space="preserve">represent</w:t>
+      </w:r>
+      <w:r>
+        <w:rPr>
+          <w:i/>
+          <w:iCs/>
+          <w:color w:val="5F6F80"/>
+          <w:sz w:val="18"/>
+          <w:szCs w:val="18"/>
+        </w:rPr>
+        <w:t xml:space="preserve">  ·  representar</w:t>
+      </w:r>
+    </w:p>
+    <w:p>
+      <w:pPr>
+        <w:spacing w:after="40"/>
+      </w:pPr>
+      <w:r>
+        <w:rPr>
+          <w:b/>
+          <w:bCs/>
+          <w:color w:val="1FA6A2"/>
+          <w:sz w:val="22"/>
+          <w:szCs w:val="22"/>
+        </w:rPr>
+        <w:t xml:space="preserve">☐  </w:t>
+      </w:r>
+      <w:r>
+        <w:rPr>
+          <w:b/>
+          <w:bCs/>
+          <w:color w:val="12355B"/>
+          <w:sz w:val="20"/>
+          <w:szCs w:val="20"/>
+        </w:rPr>
+        <w:t xml:space="preserve">define the variables</w:t>
+      </w:r>
+      <w:r>
+        <w:rPr>
+          <w:i/>
+          <w:iCs/>
+          <w:color w:val="5F6F80"/>
+          <w:sz w:val="18"/>
+          <w:szCs w:val="18"/>
+        </w:rPr>
+        <w:t xml:space="preserve">  ·  definir las variables</w:t>
       </w:r>
     </w:p>
     <w:tbl>
@@ -1859,21 +1644,6 @@
           </w:tcPr>
           <w:p>
             <w:pPr>
-              <w:spacing w:after="50"/>
-            </w:pPr>
-            <w:r>
-              <w:rPr>
-                <w:i/>
-                <w:iCs/>
-                <w:color w:val="5F6F80"/>
-                <w:sz w:val="19"/>
-                <w:szCs w:val="19"/>
-              </w:rPr>
-              <w:t xml:space="preserve">This model shows the parts of an explanation. It does not answer your writing question.</w:t>
-            </w:r>
-          </w:p>
-          <w:p>
-            <w:pPr>
               <w:spacing w:after="80"/>
             </w:pPr>
             <w:r>
@@ -1884,58 +1654,14 @@
                 <w:sz w:val="19"/>
                 <w:szCs w:val="19"/>
               </w:rPr>
-              <w:t xml:space="preserve">Claim:  </w:t>
+              <w:t xml:space="preserve">Model:  </w:t>
             </w:r>
             <w:r>
               <w:rPr>
                 <w:sz w:val="19"/>
                 <w:szCs w:val="19"/>
               </w:rPr>
-              <w:t xml:space="preserve">The fee is charged EVERY month, so the total must be the rate multiplied by the number of months, not added to it once.</w:t>
-            </w:r>
-          </w:p>
-          <w:p>
-            <w:pPr>
-              <w:spacing w:after="80"/>
-            </w:pPr>
-            <w:r>
-              <w:rPr>
-                <w:b/>
-                <w:bCs/>
-                <w:color w:val="12355B"/>
-                <w:sz w:val="19"/>
-                <w:szCs w:val="19"/>
-              </w:rPr>
-              <w:t xml:space="preserve">Evidence:  </w:t>
-            </w:r>
-            <w:r>
-              <w:rPr>
-                <w:sz w:val="19"/>
-                <w:szCs w:val="19"/>
-              </w:rPr>
-              <w:t xml:space="preserve">A strong answer tests the equation against a table row (2 months should give $49.90) rather than just stating a rule. A weak answer picks multiplication without checking it against the actual numbers.</w:t>
-            </w:r>
-          </w:p>
-          <w:p>
-            <w:pPr>
-              <w:spacing w:after="80"/>
-            </w:pPr>
-            <w:r>
-              <w:rPr>
-                <w:b/>
-                <w:bCs/>
-                <w:color w:val="12355B"/>
-                <w:sz w:val="19"/>
-                <w:szCs w:val="19"/>
-              </w:rPr>
-              <w:t xml:space="preserve">Reasoning:  </w:t>
-            </w:r>
-            <w:r>
-              <w:rPr>
-                <w:sz w:val="19"/>
-                <w:szCs w:val="19"/>
-              </w:rPr>
-              <w:t xml:space="preserve">This evidence connects the definition of equation to the mathematical claim.</w:t>
+              <w:t xml:space="preserve">The fee is charged EVERY month, so the total must be the rate multiplied by the number of months, not added to it once. — A strong answer tests the equation against a table row (2 months should give $49.90) rather than just stating a rule. A weak answer picks multiplication without checking it against the actual numbers.</w:t>
             </w:r>
           </w:p>
         </w:tc>
@@ -2014,7 +1740,7 @@
           <w:sz w:val="21"/>
           <w:szCs w:val="21"/>
         </w:rPr>
-        <w:t xml:space="preserve">My answer is ___.</w:t>
+        <w:t xml:space="preserve">My answer is ___ because ___.</w:t>
       </w:r>
       <w:r>
         <w:rPr>
@@ -2025,7 +1751,7 @@
           <w:szCs w:val="19"/>
         </w:rPr>
         <w:br/>
-        <w:t xml:space="preserve">Mi respuesta es ___.</w:t>
+        <w:t xml:space="preserve">Mi respuesta es ___ porque ___.</w:t>
       </w:r>
     </w:p>
     <w:tbl>
@@ -2165,7 +1891,7 @@
           <w:sz w:val="21"/>
           <w:szCs w:val="21"/>
         </w:rPr>
-        <w:t xml:space="preserve">I know because ___.</w:t>
+        <w:t xml:space="preserve">My evidence is ___, so ___.</w:t>
       </w:r>
       <w:r>
         <w:rPr>
@@ -2176,31 +1902,7 @@
           <w:szCs w:val="19"/>
         </w:rPr>
         <w:br/>
-        <w:t xml:space="preserve">Lo sé porque ___.</w:t>
-      </w:r>
-    </w:p>
-    <w:p>
-      <w:pPr>
-        <w:spacing w:after="60"/>
-      </w:pPr>
-      <w:r>
-        <w:rPr>
-          <w:color w:val="1A2733"/>
-          <w:sz w:val="21"/>
-          <w:szCs w:val="21"/>
-        </w:rPr>
-        <w:t xml:space="preserve">So ___.</w:t>
-      </w:r>
-      <w:r>
-        <w:rPr>
-          <w:i/>
-          <w:iCs/>
-          <w:color w:val="5F6F80"/>
-          <w:sz w:val="19"/>
-          <w:szCs w:val="19"/>
-        </w:rPr>
-        <w:br/>
-        <w:t xml:space="preserve">Entonces ___.</w:t>
+        <w:t xml:space="preserve">Mi evidencia es ___, entonces ___.</w:t>
       </w:r>
     </w:p>
     <w:tbl>
@@ -2306,78 +2008,6 @@
         <w:t xml:space="preserve">Escribe una afirmación, da evidencia matemática y explica tu razonamiento.</w:t>
       </w:r>
     </w:p>
-    <w:p>
-      <w:pPr>
-        <w:spacing w:after="60"/>
-      </w:pPr>
-      <w:r>
-        <w:rPr>
-          <w:color w:val="1A2733"/>
-          <w:sz w:val="21"/>
-          <w:szCs w:val="21"/>
-        </w:rPr>
-        <w:t xml:space="preserve">My claim is ___.</w:t>
-      </w:r>
-      <w:r>
-        <w:rPr>
-          <w:i/>
-          <w:iCs/>
-          <w:color w:val="5F6F80"/>
-          <w:sz w:val="19"/>
-          <w:szCs w:val="19"/>
-        </w:rPr>
-        <w:br/>
-        <w:t xml:space="preserve">Mi afirmación es ___.</w:t>
-      </w:r>
-    </w:p>
-    <w:p>
-      <w:pPr>
-        <w:spacing w:after="60"/>
-      </w:pPr>
-      <w:r>
-        <w:rPr>
-          <w:color w:val="1A2733"/>
-          <w:sz w:val="21"/>
-          <w:szCs w:val="21"/>
-        </w:rPr>
-        <w:t xml:space="preserve">My math evidence is ___.</w:t>
-      </w:r>
-      <w:r>
-        <w:rPr>
-          <w:i/>
-          <w:iCs/>
-          <w:color w:val="5F6F80"/>
-          <w:sz w:val="19"/>
-          <w:szCs w:val="19"/>
-        </w:rPr>
-        <w:br/>
-        <w:t xml:space="preserve">Mi evidencia matemática es ___.</w:t>
-      </w:r>
-    </w:p>
-    <w:p>
-      <w:pPr>
-        <w:spacing w:after="60"/>
-      </w:pPr>
-      <w:r>
-        <w:rPr>
-          <w:color w:val="1A2733"/>
-          <w:sz w:val="21"/>
-          <w:szCs w:val="21"/>
-        </w:rPr>
-        <w:t xml:space="preserve">This proves ___ because ___.</w:t>
-      </w:r>
-      <w:r>
-        <w:rPr>
-          <w:i/>
-          <w:iCs/>
-          <w:color w:val="5F6F80"/>
-          <w:sz w:val="19"/>
-          <w:szCs w:val="19"/>
-        </w:rPr>
-        <w:br/>
-        <w:t xml:space="preserve">Esto demuestra ___ porque ___.</w:t>
-      </w:r>
-    </w:p>
     <w:tbl>
       <w:tblPr>
         <w:tblW w:type="pct" w:w="100%"/>
@@ -2460,7 +2090,7 @@
           <w:sz w:val="24"/>
           <w:szCs w:val="24"/>
         </w:rPr>
-        <w:t xml:space="preserve">4. Check Your Explanation</w:t>
+        <w:t xml:space="preserve">Check Your Explanation</w:t>
       </w:r>
       <w:r>
         <w:rPr>
@@ -2470,7 +2100,7 @@
           <w:sz w:val="19"/>
           <w:szCs w:val="19"/>
         </w:rPr>
-        <w:t xml:space="preserve">   five quick checks</w:t>
+        <w:t xml:space="preserve">   three quick checks</w:t>
       </w:r>
     </w:p>
     <w:p>
@@ -2494,17 +2124,6 @@
         </w:rPr>
         <w:t xml:space="preserve">I answered the question.</w:t>
       </w:r>
-      <w:r>
-        <w:rPr>
-          <w:i/>
-          <w:iCs/>
-          <w:color w:val="5F6F80"/>
-          <w:sz w:val="18"/>
-          <w:szCs w:val="18"/>
-        </w:rPr>
-        <w:br/>
-        <w:t xml:space="preserve">Respondí la pregunta.</w:t>
-      </w:r>
     </w:p>
     <w:p>
       <w:pPr>
@@ -2525,18 +2144,7 @@
           <w:sz w:val="20"/>
           <w:szCs w:val="20"/>
         </w:rPr>
-        <w:t xml:space="preserve">I used math evidence: numbers, an equation, a model, or a comparison.</w:t>
-      </w:r>
-      <w:r>
-        <w:rPr>
-          <w:i/>
-          <w:iCs/>
-          <w:color w:val="5F6F80"/>
-          <w:sz w:val="18"/>
-          <w:szCs w:val="18"/>
-        </w:rPr>
-        <w:br/>
-        <w:t xml:space="preserve">Usé evidencia matemática: números, una ecuación, un modelo o una comparación.</w:t>
+        <w:t xml:space="preserve">I used math evidence: numbers, an equation, or a model.</w:t>
       </w:r>
     </w:p>
     <w:p>
@@ -2558,84 +2166,7 @@
           <w:sz w:val="20"/>
           <w:szCs w:val="20"/>
         </w:rPr>
-        <w:t xml:space="preserve">I explained how the evidence proves my answer.</w:t>
-      </w:r>
-      <w:r>
-        <w:rPr>
-          <w:i/>
-          <w:iCs/>
-          <w:color w:val="5F6F80"/>
-          <w:sz w:val="18"/>
-          <w:szCs w:val="18"/>
-        </w:rPr>
-        <w:br/>
-        <w:t xml:space="preserve">Expliqué cómo la evidencia demuestra mi respuesta.</w:t>
-      </w:r>
-    </w:p>
-    <w:p>
-      <w:pPr>
-        <w:spacing w:after="80"/>
-      </w:pPr>
-      <w:r>
-        <w:rPr>
-          <w:b/>
-          <w:bCs/>
-          <w:color w:val="1FA6A2"/>
-          <w:sz w:val="22"/>
-          <w:szCs w:val="22"/>
-        </w:rPr>
-        <w:t xml:space="preserve">☐  </w:t>
-      </w:r>
-      <w:r>
-        <w:rPr>
-          <w:sz w:val="20"/>
-          <w:szCs w:val="20"/>
-        </w:rPr>
         <w:t xml:space="preserve">I used at least two math words.</w:t>
-      </w:r>
-      <w:r>
-        <w:rPr>
-          <w:i/>
-          <w:iCs/>
-          <w:color w:val="5F6F80"/>
-          <w:sz w:val="18"/>
-          <w:szCs w:val="18"/>
-        </w:rPr>
-        <w:br/>
-        <w:t xml:space="preserve">Usé por lo menos dos palabras matemáticas.</w:t>
-      </w:r>
-    </w:p>
-    <w:p>
-      <w:pPr>
-        <w:spacing w:after="80"/>
-      </w:pPr>
-      <w:r>
-        <w:rPr>
-          <w:b/>
-          <w:bCs/>
-          <w:color w:val="1FA6A2"/>
-          <w:sz w:val="22"/>
-          <w:szCs w:val="22"/>
-        </w:rPr>
-        <w:t xml:space="preserve">☐  </w:t>
-      </w:r>
-      <w:r>
-        <w:rPr>
-          <w:sz w:val="20"/>
-          <w:szCs w:val="20"/>
-        </w:rPr>
-        <w:t xml:space="preserve">I reread complete sentences and punctuation.</w:t>
-      </w:r>
-      <w:r>
-        <w:rPr>
-          <w:i/>
-          <w:iCs/>
-          <w:color w:val="5F6F80"/>
-          <w:sz w:val="18"/>
-          <w:szCs w:val="18"/>
-        </w:rPr>
-        <w:br/>
-        <w:t xml:space="preserve">Volví a leer mis oraciones completas y la puntuación.</w:t>
       </w:r>
     </w:p>
     <w:p>
@@ -2723,7 +2254,7 @@
                 <w:sz w:val="22"/>
                 <w:szCs w:val="22"/>
               </w:rPr>
-              <w:t xml:space="preserve">Unit 9 · Lesson 3</w:t>
+              <w:t xml:space="preserve">The Cost of Fitness</w:t>
             </w:r>
           </w:p>
           <w:p>
@@ -2735,7 +2266,7 @@
                 <w:sz w:val="21"/>
                 <w:szCs w:val="21"/>
               </w:rPr>
-              <w:t xml:space="preserve">Miguel is interested in joining a recreation center. Recreation World charges a monthly fee of $24.95. A table shows the total cost for 1, 2, 3, 4, and 10 months — but Miguel wants a way to find the cost for ANY number of months. Later, some friends want to rent a canoe that costs $15 per hour.</w:t>
+              <w:t xml:space="preserve">Miguel is interested in joining a recreation center. Recreation World charges the monthly fee shown on the flyer. How can Miguel determine the cost of being a member of Recreation World for any number of months?</w:t>
             </w:r>
           </w:p>
         </w:tc>
@@ -4901,7 +4432,7 @@
           <w:sz w:val="20"/>
           <w:szCs w:val="20"/>
         </w:rPr>
-        <w:t xml:space="preserve">☐  I answered the question.</w:t>
+        <w:t xml:space="preserve">☐  The answer to the math question is correct.</w:t>
       </w:r>
     </w:p>
     <w:p>
@@ -4913,7 +4444,7 @@
           <w:sz w:val="20"/>
           <w:szCs w:val="20"/>
         </w:rPr>
-        <w:t xml:space="preserve">☐  I used math evidence: numbers, an equation, a model, or a comparison.</w:t>
+        <w:t xml:space="preserve">☐  The evidence is real lesson mathematics (numbers, equation, or model), not restated claim.</w:t>
       </w:r>
     </w:p>
     <w:p>
@@ -4925,31 +4456,7 @@
           <w:sz w:val="20"/>
           <w:szCs w:val="20"/>
         </w:rPr>
-        <w:t xml:space="preserve">☐  I explained how the evidence proves my answer.</w:t>
-      </w:r>
-    </w:p>
-    <w:p>
-      <w:pPr>
-        <w:spacing w:after="80"/>
-      </w:pPr>
-      <w:r>
-        <w:rPr>
-          <w:sz w:val="20"/>
-          <w:szCs w:val="20"/>
-        </w:rPr>
-        <w:t xml:space="preserve">☐  I used at least two math words.</w:t>
-      </w:r>
-    </w:p>
-    <w:p>
-      <w:pPr>
-        <w:spacing w:after="80"/>
-      </w:pPr>
-      <w:r>
-        <w:rPr>
-          <w:sz w:val="20"/>
-          <w:szCs w:val="20"/>
-        </w:rPr>
-        <w:t xml:space="preserve">☐  I reread complete sentences and punctuation.</w:t>
+        <w:t xml:space="preserve">☐  The support level changed the language scaffolding, never the mathematical expectation.</w:t>
       </w:r>
     </w:p>
     <w:sectPr>
